--- a/reports/projects/4.1d_Report.docx
+++ b/reports/projects/4.1d_Report.docx
@@ -464,7 +464,7 @@
                 <w:sz w:val="20"/>
                 <w:szCs w:val="20"/>
               </w:rPr>
-              <w:t xml:space="preserve">2026 Target</w:t>
+              <w:t xml:space="preserve">25-26 Goal</w:t>
             </w:r>
           </w:p>
         </w:tc>
@@ -534,7 +534,287 @@
                 <w:sz w:val="20"/>
                 <w:szCs w:val="20"/>
               </w:rPr>
-              <w:t xml:space="preserve">2030 Target</w:t>
+              <w:t xml:space="preserve">25-26 Stretch</w:t>
+            </w:r>
+          </w:p>
+        </w:tc>
+        <w:tc>
+          <w:tcPr>
+            <w:tcW w:type="dxa" w:w="7200"/>
+            <w:tcBorders>
+              <w:top w:val="single" w:color="CCCCCC" w:sz="1"/>
+              <w:left w:val="single" w:color="CCCCCC" w:sz="1"/>
+              <w:bottom w:val="single" w:color="CCCCCC" w:sz="1"/>
+              <w:right w:val="single" w:color="CCCCCC" w:sz="1"/>
+            </w:tcBorders>
+            <w:shd w:fill="F0F0F0" w:val="clear"/>
+            <w:tcMar>
+              <w:top w:type="dxa" w:w="60"/>
+              <w:left w:type="dxa" w:w="100"/>
+              <w:bottom w:type="dxa" w:w="60"/>
+              <w:right w:type="dxa" w:w="100"/>
+            </w:tcMar>
+          </w:tcPr>
+          <w:p>
+            <w:pPr>
+              <w:jc w:val="left"/>
+            </w:pPr>
+            <w:r>
+              <w:rPr>
+                <w:rFonts w:ascii="Cambria" w:cs="Cambria" w:eastAsia="Cambria" w:hAnsi="Cambria"/>
+                <w:b w:val="false"/>
+                <w:bCs w:val="false"/>
+                <w:color w:val="C9A84C"/>
+                <w:sz w:val="20"/>
+                <w:szCs w:val="20"/>
+              </w:rPr>
+              <w:t xml:space="preserve">N/A</w:t>
+            </w:r>
+          </w:p>
+        </w:tc>
+      </w:tr>
+      <w:tr>
+        <w:tc>
+          <w:tcPr>
+            <w:tcW w:type="dxa" w:w="3600"/>
+            <w:tcBorders>
+              <w:top w:val="single" w:color="CCCCCC" w:sz="1"/>
+              <w:left w:val="single" w:color="CCCCCC" w:sz="1"/>
+              <w:bottom w:val="single" w:color="CCCCCC" w:sz="1"/>
+              <w:right w:val="single" w:color="CCCCCC" w:sz="1"/>
+            </w:tcBorders>
+            <w:shd w:fill="FFFFFF" w:val="clear"/>
+            <w:tcMar>
+              <w:top w:type="dxa" w:w="60"/>
+              <w:left w:type="dxa" w:w="100"/>
+              <w:bottom w:type="dxa" w:w="60"/>
+              <w:right w:type="dxa" w:w="100"/>
+            </w:tcMar>
+          </w:tcPr>
+          <w:p>
+            <w:pPr>
+              <w:jc w:val="left"/>
+            </w:pPr>
+            <w:r>
+              <w:rPr>
+                <w:rFonts w:ascii="Cambria" w:cs="Cambria" w:eastAsia="Cambria" w:hAnsi="Cambria"/>
+                <w:b/>
+                <w:bCs/>
+                <w:color w:val="163A5F"/>
+                <w:sz w:val="20"/>
+                <w:szCs w:val="20"/>
+              </w:rPr>
+              <w:t xml:space="preserve">26-27 Goal</w:t>
+            </w:r>
+          </w:p>
+        </w:tc>
+        <w:tc>
+          <w:tcPr>
+            <w:tcW w:type="dxa" w:w="7200"/>
+            <w:tcBorders>
+              <w:top w:val="single" w:color="CCCCCC" w:sz="1"/>
+              <w:left w:val="single" w:color="CCCCCC" w:sz="1"/>
+              <w:bottom w:val="single" w:color="CCCCCC" w:sz="1"/>
+              <w:right w:val="single" w:color="CCCCCC" w:sz="1"/>
+            </w:tcBorders>
+            <w:shd w:fill="FFFFFF" w:val="clear"/>
+            <w:tcMar>
+              <w:top w:type="dxa" w:w="60"/>
+              <w:left w:type="dxa" w:w="100"/>
+              <w:bottom w:type="dxa" w:w="60"/>
+              <w:right w:type="dxa" w:w="100"/>
+            </w:tcMar>
+          </w:tcPr>
+          <w:p>
+            <w:pPr>
+              <w:jc w:val="left"/>
+            </w:pPr>
+            <w:r>
+              <w:rPr>
+                <w:rFonts w:ascii="Cambria" w:cs="Cambria" w:eastAsia="Cambria" w:hAnsi="Cambria"/>
+                <w:b w:val="false"/>
+                <w:bCs w:val="false"/>
+                <w:color w:val="333333"/>
+                <w:sz w:val="20"/>
+                <w:szCs w:val="20"/>
+              </w:rPr>
+              <w:t xml:space="preserve">N/A</w:t>
+            </w:r>
+          </w:p>
+        </w:tc>
+      </w:tr>
+      <w:tr>
+        <w:tc>
+          <w:tcPr>
+            <w:tcW w:type="dxa" w:w="3600"/>
+            <w:tcBorders>
+              <w:top w:val="single" w:color="CCCCCC" w:sz="1"/>
+              <w:left w:val="single" w:color="CCCCCC" w:sz="1"/>
+              <w:bottom w:val="single" w:color="CCCCCC" w:sz="1"/>
+              <w:right w:val="single" w:color="CCCCCC" w:sz="1"/>
+            </w:tcBorders>
+            <w:shd w:fill="F0F0F0" w:val="clear"/>
+            <w:tcMar>
+              <w:top w:type="dxa" w:w="60"/>
+              <w:left w:type="dxa" w:w="100"/>
+              <w:bottom w:type="dxa" w:w="60"/>
+              <w:right w:type="dxa" w:w="100"/>
+            </w:tcMar>
+          </w:tcPr>
+          <w:p>
+            <w:pPr>
+              <w:jc w:val="left"/>
+            </w:pPr>
+            <w:r>
+              <w:rPr>
+                <w:rFonts w:ascii="Cambria" w:cs="Cambria" w:eastAsia="Cambria" w:hAnsi="Cambria"/>
+                <w:b/>
+                <w:bCs/>
+                <w:color w:val="163A5F"/>
+                <w:sz w:val="20"/>
+                <w:szCs w:val="20"/>
+              </w:rPr>
+              <w:t xml:space="preserve">27-28 Goal</w:t>
+            </w:r>
+          </w:p>
+        </w:tc>
+        <w:tc>
+          <w:tcPr>
+            <w:tcW w:type="dxa" w:w="7200"/>
+            <w:tcBorders>
+              <w:top w:val="single" w:color="CCCCCC" w:sz="1"/>
+              <w:left w:val="single" w:color="CCCCCC" w:sz="1"/>
+              <w:bottom w:val="single" w:color="CCCCCC" w:sz="1"/>
+              <w:right w:val="single" w:color="CCCCCC" w:sz="1"/>
+            </w:tcBorders>
+            <w:shd w:fill="F0F0F0" w:val="clear"/>
+            <w:tcMar>
+              <w:top w:type="dxa" w:w="60"/>
+              <w:left w:type="dxa" w:w="100"/>
+              <w:bottom w:type="dxa" w:w="60"/>
+              <w:right w:type="dxa" w:w="100"/>
+            </w:tcMar>
+          </w:tcPr>
+          <w:p>
+            <w:pPr>
+              <w:jc w:val="left"/>
+            </w:pPr>
+            <w:r>
+              <w:rPr>
+                <w:rFonts w:ascii="Cambria" w:cs="Cambria" w:eastAsia="Cambria" w:hAnsi="Cambria"/>
+                <w:b w:val="false"/>
+                <w:bCs w:val="false"/>
+                <w:color w:val="333333"/>
+                <w:sz w:val="20"/>
+                <w:szCs w:val="20"/>
+              </w:rPr>
+              <w:t xml:space="preserve">N/A</w:t>
+            </w:r>
+          </w:p>
+        </w:tc>
+      </w:tr>
+      <w:tr>
+        <w:tc>
+          <w:tcPr>
+            <w:tcW w:type="dxa" w:w="3600"/>
+            <w:tcBorders>
+              <w:top w:val="single" w:color="CCCCCC" w:sz="1"/>
+              <w:left w:val="single" w:color="CCCCCC" w:sz="1"/>
+              <w:bottom w:val="single" w:color="CCCCCC" w:sz="1"/>
+              <w:right w:val="single" w:color="CCCCCC" w:sz="1"/>
+            </w:tcBorders>
+            <w:shd w:fill="FFFFFF" w:val="clear"/>
+            <w:tcMar>
+              <w:top w:type="dxa" w:w="60"/>
+              <w:left w:type="dxa" w:w="100"/>
+              <w:bottom w:type="dxa" w:w="60"/>
+              <w:right w:type="dxa" w:w="100"/>
+            </w:tcMar>
+          </w:tcPr>
+          <w:p>
+            <w:pPr>
+              <w:jc w:val="left"/>
+            </w:pPr>
+            <w:r>
+              <w:rPr>
+                <w:rFonts w:ascii="Cambria" w:cs="Cambria" w:eastAsia="Cambria" w:hAnsi="Cambria"/>
+                <w:b/>
+                <w:bCs/>
+                <w:color w:val="163A5F"/>
+                <w:sz w:val="20"/>
+                <w:szCs w:val="20"/>
+              </w:rPr>
+              <w:t xml:space="preserve">28-29 Goal</w:t>
+            </w:r>
+          </w:p>
+        </w:tc>
+        <w:tc>
+          <w:tcPr>
+            <w:tcW w:type="dxa" w:w="7200"/>
+            <w:tcBorders>
+              <w:top w:val="single" w:color="CCCCCC" w:sz="1"/>
+              <w:left w:val="single" w:color="CCCCCC" w:sz="1"/>
+              <w:bottom w:val="single" w:color="CCCCCC" w:sz="1"/>
+              <w:right w:val="single" w:color="CCCCCC" w:sz="1"/>
+            </w:tcBorders>
+            <w:shd w:fill="FFFFFF" w:val="clear"/>
+            <w:tcMar>
+              <w:top w:type="dxa" w:w="60"/>
+              <w:left w:type="dxa" w:w="100"/>
+              <w:bottom w:type="dxa" w:w="60"/>
+              <w:right w:type="dxa" w:w="100"/>
+            </w:tcMar>
+          </w:tcPr>
+          <w:p>
+            <w:pPr>
+              <w:jc w:val="left"/>
+            </w:pPr>
+            <w:r>
+              <w:rPr>
+                <w:rFonts w:ascii="Cambria" w:cs="Cambria" w:eastAsia="Cambria" w:hAnsi="Cambria"/>
+                <w:b w:val="false"/>
+                <w:bCs w:val="false"/>
+                <w:color w:val="333333"/>
+                <w:sz w:val="20"/>
+                <w:szCs w:val="20"/>
+              </w:rPr>
+              <w:t xml:space="preserve">N/A</w:t>
+            </w:r>
+          </w:p>
+        </w:tc>
+      </w:tr>
+      <w:tr>
+        <w:tc>
+          <w:tcPr>
+            <w:tcW w:type="dxa" w:w="3600"/>
+            <w:tcBorders>
+              <w:top w:val="single" w:color="CCCCCC" w:sz="1"/>
+              <w:left w:val="single" w:color="CCCCCC" w:sz="1"/>
+              <w:bottom w:val="single" w:color="CCCCCC" w:sz="1"/>
+              <w:right w:val="single" w:color="CCCCCC" w:sz="1"/>
+            </w:tcBorders>
+            <w:shd w:fill="F0F0F0" w:val="clear"/>
+            <w:tcMar>
+              <w:top w:type="dxa" w:w="60"/>
+              <w:left w:type="dxa" w:w="100"/>
+              <w:bottom w:type="dxa" w:w="60"/>
+              <w:right w:type="dxa" w:w="100"/>
+            </w:tcMar>
+          </w:tcPr>
+          <w:p>
+            <w:pPr>
+              <w:jc w:val="left"/>
+            </w:pPr>
+            <w:r>
+              <w:rPr>
+                <w:rFonts w:ascii="Cambria" w:cs="Cambria" w:eastAsia="Cambria" w:hAnsi="Cambria"/>
+                <w:b/>
+                <w:bCs/>
+                <w:color w:val="163A5F"/>
+                <w:sz w:val="20"/>
+                <w:szCs w:val="20"/>
+              </w:rPr>
+              <w:t xml:space="preserve">29-30 Goal (Vision 2030)</w:t>
             </w:r>
           </w:p>
         </w:tc>

--- a/reports/projects/4.1d_Report.docx
+++ b/reports/projects/4.1d_Report.docx
@@ -64,7 +64,7 @@
           <w:sz w:val="19"/>
           <w:szCs w:val="19"/>
         </w:rPr>
-        <w:t xml:space="preserve">April 7, 2026</w:t>
+        <w:t xml:space="preserve">April 8, 2026</w:t>
       </w:r>
     </w:p>
     <w:tbl>
@@ -1483,7 +1483,7 @@
         <w:sz w:val="14"/>
         <w:szCs w:val="14"/>
       </w:rPr>
-      <w:t xml:space="preserve">Generated April 7, 2026  |  California Community Colleges  |  MAP Initiative</w:t>
+      <w:t xml:space="preserve">Generated April 8, 2026  |  California Community Colleges  |  MAP Initiative</w:t>
     </w:r>
     <w:r>
       <w:rPr>
